--- a/khorium_hypersonic/PAPER.docx
+++ b/khorium_hypersonic/PAPER.docx
@@ -399,10 +399,11 @@
       <w:r>
         <w:t>): US Standard Atmosphere 1976</w:t>
       </w:r>
-    </w:p>
-    <w:p>
-      <w:r>
-        <w:t>(NASA TM-X-74335), 7 piecewise-linear lapse-rate layers from sea    level to 86 km. Returns T_∞, P_∞, ρ_∞, a_∞.</w:t>
+      <w:r>
+        <w:t xml:space="preserve"> </w:t>
+      </w:r>
+      <w:r>
+        <w:t>(NASA TM-X-74335), 7 piecewise-linear lapse-rate layers from sea   level to 86 km. Returns T_∞, P_∞, ρ_∞, a_∞.</w:t>
       </w:r>
     </w:p>
     <w:p>
@@ -428,10 +429,10 @@
       <w:r>
         <w:t>): Rankine-Hugoniot for</w:t>
       </w:r>
-    </w:p>
-    <w:p>
-      <w:r>
-        <w:lastRenderedPageBreak/>
+      <w:r>
+        <w:t xml:space="preserve"> </w:t>
+      </w:r>
+      <w:r>
         <w:t>perfect gas γ = 1.4 (Anderson 2006, Eqs. 3.57–3.59). Returns    T_2, P_2, ρ_2, M_2 — used as a sanity reference, not as the    chemistry input (which uses real-gas equilibration instead).</w:t>
       </w:r>
     </w:p>
@@ -443,6 +444,7 @@
         <w:rPr>
           <w:b/>
         </w:rPr>
+        <w:lastRenderedPageBreak/>
         <w:t>Stagnation pressure</w:t>
       </w:r>
       <w:r>
@@ -458,8 +460,9 @@
       <w:r>
         <w:t>):</w:t>
       </w:r>
-    </w:p>
-    <w:p>
+      <w:r>
+        <w:t xml:space="preserve"> </w:t>
+      </w:r>
       <w:r>
         <w:t>Rayleigh-Pitot formula (Anderson 2006, Eq. 9.65) — gives the    stagnation pressure behind a normal shock at the body, rather than    the freestream isentropic stagnation pressure (which is invalid in    supersonic flow with shocks).</w:t>
       </w:r>
@@ -487,8 +490,9 @@
       <w:r>
         <w:t>):</w:t>
       </w:r>
-    </w:p>
-    <w:p>
+      <w:r>
+        <w:t xml:space="preserve"> </w:t>
+      </w:r>
       <w:r>
         <w:t>Bisection on Cantera enthalpy, h(T_t, p_t) = h_∞ + ½U_∞², with    composition allowed to equilibrate at each iteration. Captures    chemistry-induced energy absorption (N₂ → 2N is endothermic; at    M = 22.5 / 61 km the perfect-gas T_t ≈ 24,800 K drops to    T_t,real ≈ 6,200 K under equilibrium chemistry).</w:t>
       </w:r>
@@ -516,8 +520,9 @@
       <w:r>
         <w:t xml:space="preserve"> or Cantera</w:t>
       </w:r>
-    </w:p>
-    <w:p>
+      <w:r>
+        <w:t xml:space="preserve"> </w:t>
+      </w:r>
       <w:r>
         <w:rPr>
           <w:rFonts w:ascii="Consolas" w:hAnsi="Consolas"/>
@@ -552,8 +557,9 @@
       <w:r>
         <w:t>):</w:t>
       </w:r>
-    </w:p>
-    <w:p>
+      <w:r>
+        <w:t xml:space="preserve"> </w:t>
+      </w:r>
       <w:r>
         <w:t>Billig 1967 (AIAA-67-148), δ_frozen / R_n = 0.143 · exp(3.24 / M²),    with equilibrium-chemistry correction    δ_eq ≈ δ_frozen · (ρ_2,frozen / ρ_2,eq).</w:t>
       </w:r>
@@ -581,8 +587,9 @@
       <w:r>
         <w:t xml:space="preserve"> or</w:t>
       </w:r>
-    </w:p>
-    <w:p>
+      <w:r>
+        <w:t xml:space="preserve"> </w:t>
+      </w:r>
       <w:r>
         <w:rPr>
           <w:rFonts w:ascii="Consolas" w:hAnsi="Consolas"/>
@@ -591,7 +598,7 @@
         <w:t>sheath.build_sheath_field_from_cfd</w:t>
       </w:r>
       <w:r>
-        <w:t>): smooth axisymmetric    ne(r, z) field, anchored to the Billig standoff and decaying    geometrically downstream.</w:t>
+        <w:t>): smooth axisymmetric ne(r, z) field, anchored to the Billig standoff and decaying    geometrically downstream.</w:t>
       </w:r>
     </w:p>
     <w:p>
@@ -617,8 +624,9 @@
       <w:r>
         <w:t>): for each radar band and each</w:t>
       </w:r>
-    </w:p>
-    <w:p>
+      <w:r>
+        <w:t xml:space="preserve"> </w:t>
+      </w:r>
       <w:r>
         <w:t>aspect angle, integrate the Appleton-Hartree attenuation    coefficient α(s) along the line-of-sight path through the sheath.    Uses cubic-clustered sampling near the body (~30 % of samples in    the last 10 % of ray length) to reliably resolve the thin sheath.</w:t>
       </w:r>
@@ -712,7 +720,6 @@
           <w:rFonts w:ascii="Consolas" w:hAnsi="Consolas"/>
           <w:sz w:val="20"/>
         </w:rPr>
-        <w:lastRenderedPageBreak/>
         <w:t>SphereCone</w:t>
       </w:r>
       <w:r>
@@ -779,7 +786,11 @@
         <w:t>search/</w:t>
       </w:r>
       <w:r>
-        <w:t xml:space="preserve"> layers implement Aaron Wu's "AI-exhaustive method" vision: rather than pre-committing to a hand-engineered mechanism, we treat every subset of the 47-reaction Park 1990 air mechanism as a candidate, score each against published flight-test n_e measurements (J&amp;C 1972 RAM-C reflectometers at 47 / 61 / 71 / 81 km), and find the subset that best fits the data.</w:t>
+        <w:t xml:space="preserve"> layers implement Aaron Wu's "AI-exhaustive method" vision: rather than pre-committing to a hand-engineered mechanism, we treat every subset of the 47-reaction Park 1990 air mechanism as a candidate, score each against published flight-test n_e </w:t>
+      </w:r>
+      <w:r>
+        <w:lastRenderedPageBreak/>
+        <w:t>measurements (J&amp;C 1972 RAM-C reflectometers at 47 / 61 / 71 / 81 km), and find the subset that best fits the data.</w:t>
       </w:r>
     </w:p>
     <w:p>
@@ -891,7 +902,6 @@
         <w:rPr>
           <w:sz w:val="30"/>
         </w:rPr>
-        <w:lastRenderedPageBreak/>
         <w:t>3. Validation</w:t>
       </w:r>
     </w:p>
@@ -988,7 +998,11 @@
               <w:cnfStyle w:val="000000100000" w:firstRow="0" w:lastRow="0" w:firstColumn="0" w:lastColumn="0" w:oddVBand="0" w:evenVBand="0" w:oddHBand="1" w:evenHBand="0" w:firstRowFirstColumn="0" w:firstRowLastColumn="0" w:lastRowFirstColumn="0" w:lastRowLastColumn="0"/>
             </w:pPr>
             <w:r>
-              <w:t>within 8% of USSA76 reference table at every altitude tested (after the 51-71 km sign-fix)</w:t>
+              <w:t xml:space="preserve">within 8% of USSA76 reference table at every </w:t>
+            </w:r>
+            <w:r>
+              <w:lastRenderedPageBreak/>
+              <w:t>altitude tested (after the 51-71 km sign-fix)</w:t>
             </w:r>
           </w:p>
         </w:tc>
@@ -1004,6 +1018,7 @@
           </w:tcPr>
           <w:p>
             <w:r>
+              <w:lastRenderedPageBreak/>
               <w:t>Frozen RH normal shock</w:t>
             </w:r>
           </w:p>
@@ -1590,6 +1605,7 @@
           </w:tcPr>
           <w:p>
             <w:r>
+              <w:lastRenderedPageBreak/>
               <w:t>81</w:t>
             </w:r>
           </w:p>
@@ -1885,14 +1901,7 @@
         <w:rPr>
           <w:b/>
         </w:rPr>
-        <w:t xml:space="preserve"> Correct textbook physics — equilibrium n_e at the    stagnation point depends only on (M, T_∞, P_∞). Geometry effects in    the current package flow only through the bow-shock standoff    (Billig sets sheath thickness) and the LOS path through the    analytical sheath. Real flight data shows additional R_n-dependent    chemistry through Fay-Riddell heating and </w:t>
-      </w:r>
-      <w:r>
-        <w:rPr>
-          <w:b/>
-        </w:rPr>
-        <w:lastRenderedPageBreak/>
-        <w:t xml:space="preserve">finite-rate residence    time, neither of which is in v0.1.0. </w:t>
+        <w:t xml:space="preserve"> Correct textbook physics — equilibrium n_e at the    stagnation point depends only on (M, T_∞, P_∞). Geometry effects in    the current package flow only through the bow-shock standoff    (Billig sets sheath thickness) and the LOS path through the    analytical sheath. Real flight data shows additional R_n-dependent    chemistry through Fay-Riddell heating and finite-rate residence    time, neither of which is in v0.1.0. </w:t>
       </w:r>
       <w:r>
         <w:t>Addressed in v0.2.0    (</w:t>
@@ -1990,6 +1999,7 @@
           <w:rFonts w:ascii="Consolas" w:hAnsi="Consolas"/>
           <w:sz w:val="20"/>
         </w:rPr>
+        <w:lastRenderedPageBreak/>
         <w:t>plasmanet.plasma_wave.attenuation_rate_db_per_m</w:t>
       </w:r>
       <w:r>
@@ -2155,7 +2165,6 @@
         <w:rPr>
           <w:sz w:val="30"/>
         </w:rPr>
-        <w:lastRenderedPageBreak/>
         <w:t>5. Improvements landed in v0.2.0</w:t>
       </w:r>
     </w:p>
@@ -2222,6 +2231,7 @@
         <w:rPr>
           <w:b/>
         </w:rPr>
+        <w:lastRenderedPageBreak/>
         <w:t>Solver `chemistry_mode` parameter</w:t>
       </w:r>
       <w:r>
@@ -2469,7 +2479,6 @@
         <w:rPr>
           <w:b/>
         </w:rPr>
-        <w:lastRenderedPageBreak/>
         <w:t>Top-K candidate CFD validation pipeline.</w:t>
       </w:r>
       <w:r>
@@ -2530,6 +2539,7 @@
     </w:p>
     <w:p>
       <w:r>
+        <w:lastRenderedPageBreak/>
         <w:t xml:space="preserve">outside its training distribution (M &lt; 18 or non-air composition).    A </w:t>
       </w:r>
       <w:r>
@@ -2699,7 +2709,6 @@
     </w:p>
     <w:p>
       <w:r>
-        <w:lastRenderedPageBreak/>
         <w:t>of Plasma Parameters for Two Reentry Flight Experiments at 25,000   Feet Per Second." NASA TN D-6617.</w:t>
       </w:r>
     </w:p>
